--- a/Лаб.работа/PKP4 (расчет кинематических и силовых характеристик ПКП)/resultat/Var11.docx
+++ b/Лаб.работа/PKP4 (расчет кинематических и силовых характеристик ПКП)/resultat/Var11.docx
@@ -113,7 +113,6 @@
         <w:pStyle w:val="a3"/>
         <w:rPr>
           <w:rFonts w:ascii="Courier New" w:hAnsi="Courier New" w:cs="Courier New"/>
-          <w:lang w:val="en-US"/>
         </w:rPr>
       </w:pPr>
       <w:r>
@@ -125,7 +124,6 @@
       <w:r>
         <w:rPr>
           <w:rFonts w:ascii="Courier New" w:hAnsi="Courier New" w:cs="Courier New"/>
-          <w:lang w:val="en-US"/>
         </w:rPr>
         <w:t>4</w:t>
       </w:r>
@@ -138,7 +136,6 @@
       <w:r>
         <w:rPr>
           <w:rFonts w:ascii="Courier New" w:hAnsi="Courier New" w:cs="Courier New"/>
-          <w:lang w:val="en-US"/>
         </w:rPr>
         <w:t>1</w:t>
       </w:r>
@@ -1884,7 +1881,6 @@
         <w:pStyle w:val="a3"/>
         <w:rPr>
           <w:rFonts w:ascii="Courier New" w:hAnsi="Courier New" w:cs="Courier New"/>
-          <w:lang w:val="en-US"/>
         </w:rPr>
       </w:pPr>
       <w:r>
@@ -1896,7 +1892,6 @@
       <w:r>
         <w:rPr>
           <w:rFonts w:ascii="Courier New" w:hAnsi="Courier New" w:cs="Courier New"/>
-          <w:lang w:val="en-US"/>
         </w:rPr>
         <w:t>---------------------------------------------------------------------------------------------------------------------</w:t>
       </w:r>
@@ -1959,7 +1954,21 @@
           <w:rFonts w:ascii="Courier New" w:hAnsi="Courier New" w:cs="Courier New"/>
           <w:lang w:val="en-US"/>
         </w:rPr>
-        <w:t xml:space="preserve">  I  -0.00  I  -0.00  I   0.27  I   0.21  I  -0.00  I  -0.12  I  -0.11 I  -0.00  I   0.61  I   0.38  I</w:t>
+        <w:t xml:space="preserve">  I  -0.00  I  -0.00  I   0.27  I   0.21  I  -0.00  I  -0.12  I  -0.11 I  -0.00  I   </w:t>
+      </w:r>
+      <w:r>
+        <w:rPr>
+          <w:rFonts w:ascii="Courier New" w:hAnsi="Courier New" w:cs="Courier New"/>
+          <w:lang w:val="en-US"/>
+        </w:rPr>
+        <w:t>0.38</w:t>
+      </w:r>
+      <w:r>
+        <w:rPr>
+          <w:rFonts w:ascii="Courier New" w:hAnsi="Courier New" w:cs="Courier New"/>
+          <w:lang w:val="en-US"/>
+        </w:rPr>
+        <w:t xml:space="preserve">  I   0.38  I</w:t>
       </w:r>
     </w:p>
     <w:p>
@@ -2230,7 +2239,6 @@
         <w:pStyle w:val="a3"/>
         <w:rPr>
           <w:rFonts w:ascii="Courier New" w:hAnsi="Courier New" w:cs="Courier New"/>
-          <w:lang w:val="en-US"/>
         </w:rPr>
       </w:pPr>
       <w:r>
@@ -2242,7 +2250,6 @@
       <w:r>
         <w:rPr>
           <w:rFonts w:ascii="Courier New" w:hAnsi="Courier New" w:cs="Courier New"/>
-          <w:lang w:val="en-US"/>
         </w:rPr>
         <w:t>---------------------------------------------------------------------------------------------------------------------</w:t>
       </w:r>
@@ -2258,7 +2265,6 @@
       <w:r>
         <w:rPr>
           <w:rFonts w:ascii="Courier New" w:hAnsi="Courier New" w:cs="Courier New"/>
-          <w:lang w:val="en-US"/>
         </w:rPr>
         <w:t xml:space="preserve"> </w:t>
       </w:r>
@@ -2567,7 +2573,6 @@
         <w:pStyle w:val="a3"/>
         <w:rPr>
           <w:rFonts w:ascii="Courier New" w:hAnsi="Courier New" w:cs="Courier New"/>
-          <w:lang w:val="en-US"/>
         </w:rPr>
       </w:pPr>
       <w:r>
@@ -2579,7 +2584,6 @@
       <w:r>
         <w:rPr>
           <w:rFonts w:ascii="Courier New" w:hAnsi="Courier New" w:cs="Courier New"/>
-          <w:lang w:val="en-US"/>
         </w:rPr>
         <w:t>---------------------------------------------------------------------------------------------------------------------</w:t>
       </w:r>
@@ -2595,7 +2599,6 @@
       <w:r>
         <w:rPr>
           <w:rFonts w:ascii="Courier New" w:hAnsi="Courier New" w:cs="Courier New"/>
-          <w:lang w:val="en-US"/>
         </w:rPr>
         <w:t xml:space="preserve"> </w:t>
       </w:r>
@@ -2912,7 +2915,6 @@
         <w:pStyle w:val="a3"/>
         <w:rPr>
           <w:rFonts w:ascii="Courier New" w:hAnsi="Courier New" w:cs="Courier New"/>
-          <w:lang w:val="en-US"/>
         </w:rPr>
       </w:pPr>
       <w:r>
@@ -2924,7 +2926,6 @@
       <w:r>
         <w:rPr>
           <w:rFonts w:ascii="Courier New" w:hAnsi="Courier New" w:cs="Courier New"/>
-          <w:lang w:val="en-US"/>
         </w:rPr>
         <w:t>---------------------------------------------------------------------------------------------------------------------</w:t>
       </w:r>
@@ -2940,7 +2941,6 @@
       <w:r>
         <w:rPr>
           <w:rFonts w:ascii="Courier New" w:hAnsi="Courier New" w:cs="Courier New"/>
-          <w:lang w:val="en-US"/>
         </w:rPr>
         <w:t xml:space="preserve"> </w:t>
       </w:r>
